--- a/FinalProject/Docs/Sander_SFR605_Proposal.docx
+++ b/FinalProject/Docs/Sander_SFR605_Proposal.docx
@@ -25,31 +25,7 @@
         <w:rPr>
           <w:rFonts w:ascii="Times New Roman" w:hAnsi="Times New Roman" w:cs="Times New Roman"/>
         </w:rPr>
-        <w:t xml:space="preserve"> Dates of S</w:t>
-      </w:r>
-      <w:r>
-        <w:rPr>
-          <w:rFonts w:ascii="Times New Roman" w:hAnsi="Times New Roman" w:cs="Times New Roman"/>
-        </w:rPr>
-        <w:t xml:space="preserve">hortnose </w:t>
-      </w:r>
-      <w:r>
-        <w:rPr>
-          <w:rFonts w:ascii="Times New Roman" w:hAnsi="Times New Roman" w:cs="Times New Roman"/>
-        </w:rPr>
-        <w:t>S</w:t>
-      </w:r>
-      <w:r>
-        <w:rPr>
-          <w:rFonts w:ascii="Times New Roman" w:hAnsi="Times New Roman" w:cs="Times New Roman"/>
-        </w:rPr>
-        <w:t xml:space="preserve">turgeon </w:t>
-      </w:r>
-      <w:r>
-        <w:rPr>
-          <w:rFonts w:ascii="Times New Roman" w:hAnsi="Times New Roman" w:cs="Times New Roman"/>
-        </w:rPr>
-        <w:t>from the Penobscot River, Maine.</w:t>
+        <w:t xml:space="preserve"> Dates of Shortnose Sturgeon from the Penobscot River, Maine.</w:t>
       </w:r>
     </w:p>
     <w:p>
@@ -168,14 +144,7 @@
           <w:rFonts w:ascii="Times New Roman" w:hAnsi="Times New Roman" w:cs="Times New Roman"/>
           <w:color w:val="000000"/>
         </w:rPr>
-        <w:t>The Penobscot River in Maine is one of these rivers</w:t>
-      </w:r>
-      <w:r>
-        <w:rPr>
-          <w:rFonts w:ascii="Times New Roman" w:hAnsi="Times New Roman" w:cs="Times New Roman"/>
-          <w:color w:val="000000"/>
-        </w:rPr>
-        <w:t>.</w:t>
+        <w:t>The Penobscot River in Maine is one of these rivers.</w:t>
       </w:r>
       <w:r>
         <w:rPr>
@@ -391,23 +360,7 @@
           <w:rFonts w:ascii="Times New Roman" w:hAnsi="Times New Roman" w:cs="Times New Roman"/>
           <w:color w:val="000000"/>
         </w:rPr>
-        <w:t xml:space="preserve">(Dionne et al., 2013; </w:t>
-      </w:r>
-      <w:proofErr w:type="spellStart"/>
-      <w:r>
-        <w:rPr>
-          <w:rFonts w:ascii="Times New Roman" w:hAnsi="Times New Roman" w:cs="Times New Roman"/>
-          <w:color w:val="000000"/>
-        </w:rPr>
-        <w:t>Whippelhauser</w:t>
-      </w:r>
-      <w:proofErr w:type="spellEnd"/>
-      <w:r>
-        <w:rPr>
-          <w:rFonts w:ascii="Times New Roman" w:hAnsi="Times New Roman" w:cs="Times New Roman"/>
-          <w:color w:val="000000"/>
-        </w:rPr>
-        <w:t xml:space="preserve"> et al., 2015). Shortnose sturgeon hatch i</w:t>
+        <w:t>(Dionne et al., 2013; Whippelhauser et al., 2015). Shortnose sturgeon hatch i</w:t>
       </w:r>
       <w:r>
         <w:rPr>
@@ -679,13 +632,7 @@
         <w:rPr>
           <w:rFonts w:ascii="Times New Roman" w:hAnsi="Times New Roman" w:cs="Times New Roman"/>
         </w:rPr>
-        <w:t xml:space="preserve"> </w:t>
-      </w:r>
-      <w:r>
-        <w:rPr>
-          <w:rFonts w:ascii="Times New Roman" w:hAnsi="Times New Roman" w:cs="Times New Roman"/>
-        </w:rPr>
-        <w:t>(625 events)</w:t>
+        <w:t xml:space="preserve"> (625 events)</w:t>
       </w:r>
       <w:r>
         <w:rPr>
@@ -1870,6 +1817,7 @@
   <w:style w:type="character" w:default="1" w:styleId="DefaultParagraphFont">
     <w:name w:val="Default Paragraph Font"/>
     <w:uiPriority w:val="1"/>
+    <w:semiHidden/>
     <w:unhideWhenUsed/>
   </w:style>
   <w:style w:type="table" w:default="1" w:styleId="TableNormal">
